--- a/Fase 2/Evidencias del Proyecto/SICMA_API_v1.0.docx
+++ b/Fase 2/Evidencias del Proyecto/SICMA_API_v1.0.docx
@@ -12533,10 +12533,10 @@
         </w:tblBorders>
       </w:tblPr>
       <w:tblGrid>
-        <w:gridCol w:w="1162"/>
-        <w:gridCol w:w="1949"/>
-        <w:gridCol w:w="3420"/>
-        <w:gridCol w:w="1387"/>
+        <w:gridCol w:w="1171"/>
+        <w:gridCol w:w="1915"/>
+        <w:gridCol w:w="3429"/>
+        <w:gridCol w:w="1403"/>
       </w:tblGrid>
       <w:tr>
         <w:trPr>
@@ -12544,7 +12544,7 @@
         </w:trPr>
         <w:tc>
           <w:tcPr>
-            <w:tcW w:w="1162" w:type="dxa"/>
+            <w:tcW w:w="1171" w:type="dxa"/>
             <w:shd w:val="clear" w:color="auto" w:fill="D9E2F3"/>
           </w:tcPr>
           <w:p>
@@ -12563,7 +12563,7 @@
         </w:tc>
         <w:tc>
           <w:tcPr>
-            <w:tcW w:w="1949" w:type="dxa"/>
+            <w:tcW w:w="1915" w:type="dxa"/>
             <w:shd w:val="clear" w:color="auto" w:fill="D9E2F3"/>
           </w:tcPr>
           <w:p>
@@ -12582,7 +12582,7 @@
         </w:tc>
         <w:tc>
           <w:tcPr>
-            <w:tcW w:w="3420" w:type="dxa"/>
+            <w:tcW w:w="3429" w:type="dxa"/>
             <w:shd w:val="clear" w:color="auto" w:fill="D9E2F3"/>
           </w:tcPr>
           <w:p>
@@ -12601,7 +12601,7 @@
         </w:tc>
         <w:tc>
           <w:tcPr>
-            <w:tcW w:w="1387" w:type="dxa"/>
+            <w:tcW w:w="1403" w:type="dxa"/>
             <w:shd w:val="clear" w:color="auto" w:fill="D9E2F3"/>
           </w:tcPr>
           <w:p>
@@ -12622,7 +12622,7 @@
       <w:tr>
         <w:tc>
           <w:tcPr>
-            <w:tcW w:w="1162" w:type="dxa"/>
+            <w:tcW w:w="1171" w:type="dxa"/>
           </w:tcPr>
           <w:p>
             <w:pPr>
@@ -12639,7 +12639,7 @@
         </w:tc>
         <w:tc>
           <w:tcPr>
-            <w:tcW w:w="1949" w:type="dxa"/>
+            <w:tcW w:w="1915" w:type="dxa"/>
           </w:tcPr>
           <w:p>
             <w:pPr>
@@ -12656,7 +12656,7 @@
         </w:tc>
         <w:tc>
           <w:tcPr>
-            <w:tcW w:w="3420" w:type="dxa"/>
+            <w:tcW w:w="3429" w:type="dxa"/>
           </w:tcPr>
           <w:p>
             <w:pPr>
@@ -12673,7 +12673,7 @@
         </w:tc>
         <w:tc>
           <w:tcPr>
-            <w:tcW w:w="1387" w:type="dxa"/>
+            <w:tcW w:w="1403" w:type="dxa"/>
           </w:tcPr>
           <w:p>
             <w:pPr>
@@ -12692,7 +12692,7 @@
       <w:tr>
         <w:tc>
           <w:tcPr>
-            <w:tcW w:w="1162" w:type="dxa"/>
+            <w:tcW w:w="1171" w:type="dxa"/>
           </w:tcPr>
           <w:p>
             <w:pPr>
@@ -12709,7 +12709,7 @@
         </w:tc>
         <w:tc>
           <w:tcPr>
-            <w:tcW w:w="1949" w:type="dxa"/>
+            <w:tcW w:w="1915" w:type="dxa"/>
           </w:tcPr>
           <w:p>
             <w:pPr>
@@ -12726,7 +12726,7 @@
         </w:tc>
         <w:tc>
           <w:tcPr>
-            <w:tcW w:w="3420" w:type="dxa"/>
+            <w:tcW w:w="3429" w:type="dxa"/>
           </w:tcPr>
           <w:p>
             <w:pPr>
@@ -12743,7 +12743,7 @@
         </w:tc>
         <w:tc>
           <w:tcPr>
-            <w:tcW w:w="1387" w:type="dxa"/>
+            <w:tcW w:w="1403" w:type="dxa"/>
           </w:tcPr>
           <w:p>
             <w:pPr>
@@ -12762,7 +12762,7 @@
       <w:tr>
         <w:tc>
           <w:tcPr>
-            <w:tcW w:w="1162" w:type="dxa"/>
+            <w:tcW w:w="1171" w:type="dxa"/>
           </w:tcPr>
           <w:p>
             <w:pPr>
@@ -12779,7 +12779,7 @@
         </w:tc>
         <w:tc>
           <w:tcPr>
-            <w:tcW w:w="1949" w:type="dxa"/>
+            <w:tcW w:w="1915" w:type="dxa"/>
           </w:tcPr>
           <w:p>
             <w:pPr>
@@ -12796,7 +12796,7 @@
         </w:tc>
         <w:tc>
           <w:tcPr>
-            <w:tcW w:w="3420" w:type="dxa"/>
+            <w:tcW w:w="3429" w:type="dxa"/>
           </w:tcPr>
           <w:p>
             <w:pPr>
@@ -12813,7 +12813,7 @@
         </w:tc>
         <w:tc>
           <w:tcPr>
-            <w:tcW w:w="1387" w:type="dxa"/>
+            <w:tcW w:w="1403" w:type="dxa"/>
           </w:tcPr>
           <w:p>
             <w:pPr>
@@ -12832,7 +12832,7 @@
       <w:tr>
         <w:tc>
           <w:tcPr>
-            <w:tcW w:w="1162" w:type="dxa"/>
+            <w:tcW w:w="1171" w:type="dxa"/>
           </w:tcPr>
           <w:p>
             <w:pPr>
@@ -12849,41 +12849,41 @@
         </w:tc>
         <w:tc>
           <w:tcPr>
-            <w:tcW w:w="1949" w:type="dxa"/>
-          </w:tcPr>
-          <w:p>
-            <w:pPr>
-              <w:pStyle w:val="Compact"/>
-              <w:jc w:val="left"/>
-            </w:pPr>
-            <w:r>
-              <w:rPr>
-                <w:sz w:val="18"/>
-              </w:rPr>
-              <w:t xml:space="preserve">Estado CambiosSolicitados</w:t>
-            </w:r>
-          </w:p>
-        </w:tc>
-        <w:tc>
-          <w:tcPr>
-            <w:tcW w:w="3420" w:type="dxa"/>
-          </w:tcPr>
-          <w:p>
-            <w:pPr>
-              <w:pStyle w:val="Compact"/>
-              <w:jc w:val="left"/>
-            </w:pPr>
-            <w:r>
-              <w:rPr>
-                <w:sz w:val="18"/>
-              </w:rPr>
-              <w:t xml:space="preserve">Existe en el modelo de intervenciones pero ningún flujo lo asigna; no tiene endpoint</w:t>
-            </w:r>
-          </w:p>
-        </w:tc>
-        <w:tc>
-          <w:tcPr>
-            <w:tcW w:w="1387" w:type="dxa"/>
+            <w:tcW w:w="1915" w:type="dxa"/>
+          </w:tcPr>
+          <w:p>
+            <w:pPr>
+              <w:pStyle w:val="Compact"/>
+              <w:jc w:val="left"/>
+            </w:pPr>
+            <w:r>
+              <w:rPr>
+                <w:sz w:val="18"/>
+              </w:rPr>
+              <w:t xml:space="preserve">Pruebas de la API</w:t>
+            </w:r>
+          </w:p>
+        </w:tc>
+        <w:tc>
+          <w:tcPr>
+            <w:tcW w:w="3429" w:type="dxa"/>
+          </w:tcPr>
+          <w:p>
+            <w:pPr>
+              <w:pStyle w:val="Compact"/>
+              <w:jc w:val="left"/>
+            </w:pPr>
+            <w:r>
+              <w:rPr>
+                <w:sz w:val="18"/>
+              </w:rPr>
+              <w:t xml:space="preserve">Probar los endpoints contra la especificación con Postman o Schemathesis en la Fase 3</w:t>
+            </w:r>
+          </w:p>
+        </w:tc>
+        <w:tc>
+          <w:tcPr>
+            <w:tcW w:w="1403" w:type="dxa"/>
           </w:tcPr>
           <w:p>
             <w:pPr>
@@ -12902,7 +12902,7 @@
       <w:tr>
         <w:tc>
           <w:tcPr>
-            <w:tcW w:w="1162" w:type="dxa"/>
+            <w:tcW w:w="1171" w:type="dxa"/>
           </w:tcPr>
           <w:p>
             <w:pPr>
@@ -12919,77 +12919,7 @@
         </w:tc>
         <w:tc>
           <w:tcPr>
-            <w:tcW w:w="1949" w:type="dxa"/>
-          </w:tcPr>
-          <w:p>
-            <w:pPr>
-              <w:pStyle w:val="Compact"/>
-              <w:jc w:val="left"/>
-            </w:pPr>
-            <w:r>
-              <w:rPr>
-                <w:sz w:val="18"/>
-              </w:rPr>
-              <w:t xml:space="preserve">Pruebas de la API</w:t>
-            </w:r>
-          </w:p>
-        </w:tc>
-        <w:tc>
-          <w:tcPr>
-            <w:tcW w:w="3420" w:type="dxa"/>
-          </w:tcPr>
-          <w:p>
-            <w:pPr>
-              <w:pStyle w:val="Compact"/>
-              <w:jc w:val="left"/>
-            </w:pPr>
-            <w:r>
-              <w:rPr>
-                <w:sz w:val="18"/>
-              </w:rPr>
-              <w:t xml:space="preserve">Probar los endpoints contra la especificación con Postman o Schemathesis en la Fase 3</w:t>
-            </w:r>
-          </w:p>
-        </w:tc>
-        <w:tc>
-          <w:tcPr>
-            <w:tcW w:w="1387" w:type="dxa"/>
-          </w:tcPr>
-          <w:p>
-            <w:pPr>
-              <w:pStyle w:val="Compact"/>
-              <w:jc w:val="left"/>
-            </w:pPr>
-            <w:r>
-              <w:rPr>
-                <w:sz w:val="18"/>
-              </w:rPr>
-              <w:t xml:space="preserve">Abierto</w:t>
-            </w:r>
-          </w:p>
-        </w:tc>
-      </w:tr>
-      <w:tr>
-        <w:tc>
-          <w:tcPr>
-            <w:tcW w:w="1162" w:type="dxa"/>
-          </w:tcPr>
-          <w:p>
-            <w:pPr>
-              <w:pStyle w:val="Compact"/>
-              <w:jc w:val="left"/>
-            </w:pPr>
-            <w:r>
-              <w:rPr>
-                <w:sz w:val="18"/>
-              </w:rPr>
-              <w:t xml:space="preserve">D-06</w:t>
-            </w:r>
-          </w:p>
-        </w:tc>
-        <w:tc>
-          <w:tcPr>
-            <w:tcW w:w="1949" w:type="dxa"/>
+            <w:tcW w:w="1915" w:type="dxa"/>
           </w:tcPr>
           <w:p>
             <w:pPr>
@@ -13006,7 +12936,7 @@
         </w:tc>
         <w:tc>
           <w:tcPr>
-            <w:tcW w:w="3420" w:type="dxa"/>
+            <w:tcW w:w="3429" w:type="dxa"/>
           </w:tcPr>
           <w:p>
             <w:pPr>
@@ -13023,7 +12953,7 @@
         </w:tc>
         <w:tc>
           <w:tcPr>
-            <w:tcW w:w="1387" w:type="dxa"/>
+            <w:tcW w:w="1403" w:type="dxa"/>
           </w:tcPr>
           <w:p>
             <w:pPr>
